--- a/t38_s5.docx
+++ b/t38_s5.docx
@@ -3,2348 +3,998 @@
 <w:document xmlns:wpc="http://schemas.microsoft.com/office/word/2010/wordprocessingCanvas" xmlns:mo="http://schemas.microsoft.com/office/mac/office/2008/main" xmlns:mc="http://schemas.openxmlformats.org/markup-compatibility/2006" xmlns:mv="urn:schemas-microsoft-com:mac:vml" xmlns:o="urn:schemas-microsoft-com:office:office" xmlns:r="http://schemas.openxmlformats.org/officeDocument/2006/relationships" xmlns:m="http://schemas.openxmlformats.org/officeDocument/2006/math" xmlns:v="urn:schemas-microsoft-com:vml" xmlns:wp14="http://schemas.microsoft.com/office/word/2010/wordprocessingDrawing" xmlns:wp="http://schemas.openxmlformats.org/drawingml/2006/wordprocessingDrawing" xmlns:w10="urn:schemas-microsoft-com:office:word" xmlns:w="http://schemas.openxmlformats.org/wordprocessingml/2006/main" xmlns:w14="http://schemas.microsoft.com/office/word/2010/wordml" xmlns:wpg="http://schemas.microsoft.com/office/word/2010/wordprocessingGroup" xmlns:wpi="http://schemas.microsoft.com/office/word/2010/wordprocessingInk" xmlns:wne="http://schemas.microsoft.com/office/word/2006/wordml" xmlns:wps="http://schemas.microsoft.com/office/word/2010/wordprocessingShape" mc:Ignorable="w14 wp14">
   <w:body>
     <w:p>
-      <w:pPr>
-        <w:spacing w:after="40" w:before="120"/>
-      </w:pPr>
       <w:r>
-        <w:rPr>
-          <w:b w:val="0"/>
-          <w:i w:val="0"/>
-          <w:sz w:val="22"/>
-        </w:rPr>
-        <w:t>Question: Select the word most similar in meaning to 'lucid'.</w:t>
+        <w:t xml:space="preserve">Question: The Hirakud Dam is built on which river?</w:t>
       </w:r>
     </w:p>
     <w:p>
-      <w:pPr>
-        <w:spacing w:after="0" w:before="0"/>
-      </w:pPr>
       <w:r>
-        <w:rPr>
-          <w:b w:val="0"/>
-          <w:i w:val="0"/>
-          <w:sz w:val="22"/>
-        </w:rPr>
-        <w:t>(a) Clear</w:t>
+        <w:t xml:space="preserve">(a) Krishna</w:t>
       </w:r>
     </w:p>
     <w:p>
-      <w:pPr>
-        <w:spacing w:after="0" w:before="0"/>
-      </w:pPr>
       <w:r>
-        <w:rPr>
-          <w:b w:val="0"/>
-          <w:i w:val="0"/>
-          <w:sz w:val="22"/>
-        </w:rPr>
-        <w:t>(b) Obscure</w:t>
+        <w:t xml:space="preserve">(b) Mahanadi</w:t>
       </w:r>
     </w:p>
     <w:p>
-      <w:pPr>
-        <w:spacing w:after="0" w:before="0"/>
-      </w:pPr>
       <w:r>
-        <w:rPr>
-          <w:b w:val="0"/>
-          <w:i w:val="0"/>
-          <w:sz w:val="22"/>
-        </w:rPr>
-        <w:t>(c) Vague</w:t>
+        <w:t xml:space="preserve">(c) Godavari</w:t>
       </w:r>
     </w:p>
     <w:p>
-      <w:pPr>
-        <w:spacing w:after="0" w:before="0"/>
-      </w:pPr>
       <w:r>
-        <w:rPr>
-          <w:b w:val="0"/>
-          <w:i w:val="0"/>
-          <w:sz w:val="22"/>
-        </w:rPr>
-        <w:t>(d) Dull</w:t>
+        <w:t xml:space="preserve">(d) Narmada</w:t>
       </w:r>
     </w:p>
     <w:p>
-      <w:pPr>
-        <w:spacing w:after="0" w:before="40"/>
-      </w:pPr>
       <w:r>
-        <w:rPr>
-          <w:b/>
-          <w:i w:val="0"/>
-          <w:sz w:val="22"/>
-        </w:rPr>
-        <w:t>Answer: a</w:t>
+        <w:t xml:space="preserve">Answer: b</w:t>
       </w:r>
     </w:p>
     <w:p>
-      <w:pPr>
-        <w:spacing w:after="0" w:before="0"/>
-      </w:pPr>
       <w:r>
-        <w:rPr>
-          <w:b w:val="0"/>
-          <w:i w:val="0"/>
-          <w:sz w:val="21"/>
-        </w:rPr>
-        <w:t>Solution: 'Lucid' means clear and easily understood, so 'clear' is its closest synonym. Obscure (b), vague (c), and dull (d) are opposites of lucid.</w:t>
+        <w:t xml:space="preserve">Solution: The Hirakud Dam, one of the longest dams in the world, is on the Mahanadi River in Odisha.</w:t>
       </w:r>
     </w:p>
     <w:p>
-      <w:pPr>
-        <w:spacing w:after="0" w:before="0"/>
-      </w:pPr>
       <w:r>
-        <w:rPr>
-          <w:b w:val="0"/>
-          <w:i w:val="0"/>
-          <w:sz w:val="20"/>
-        </w:rPr>
-        <w:t>Positive Marks: 1</w:t>
+        <w:t xml:space="preserve">Positive Marks: 1</w:t>
       </w:r>
     </w:p>
     <w:p>
-      <w:pPr>
-        <w:spacing w:after="160" w:before="0"/>
-      </w:pPr>
       <w:r>
-        <w:rPr>
-          <w:b w:val="0"/>
-          <w:i w:val="0"/>
-          <w:sz w:val="20"/>
-        </w:rPr>
-        <w:t>Negative Marks: 0.25</w:t>
+        <w:t xml:space="preserve">Negative Marks: 0.25</w:t>
       </w:r>
     </w:p>
     <w:p>
-      <w:pPr>
-        <w:spacing w:after="40" w:before="120"/>
-      </w:pPr>
       <w:r>
-        <w:rPr>
-          <w:b w:val="0"/>
-          <w:i w:val="0"/>
-          <w:sz w:val="22"/>
-        </w:rPr>
-        <w:t>Question: Select the antonym of 'opaque'.</w:t>
+        <w:t xml:space="preserve"/>
       </w:r>
     </w:p>
     <w:p>
-      <w:pPr>
-        <w:spacing w:after="0" w:before="0"/>
-      </w:pPr>
       <w:r>
-        <w:rPr>
-          <w:b w:val="0"/>
-          <w:i w:val="0"/>
-          <w:sz w:val="22"/>
-        </w:rPr>
-        <w:t>(a) Transparent</w:t>
+        <w:t xml:space="preserve">Question: A shirt marked ₹400 is sold at a 20% discount. The selling price is:</w:t>
       </w:r>
     </w:p>
     <w:p>
-      <w:pPr>
-        <w:spacing w:after="0" w:before="0"/>
-      </w:pPr>
       <w:r>
-        <w:rPr>
-          <w:b w:val="0"/>
-          <w:i w:val="0"/>
-          <w:sz w:val="22"/>
-        </w:rPr>
-        <w:t>(b) Thick</w:t>
+        <w:t xml:space="preserve">(a) ₹380</w:t>
       </w:r>
     </w:p>
     <w:p>
-      <w:pPr>
-        <w:spacing w:after="0" w:before="0"/>
-      </w:pPr>
       <w:r>
-        <w:rPr>
-          <w:b w:val="0"/>
-          <w:i w:val="0"/>
-          <w:sz w:val="22"/>
-        </w:rPr>
-        <w:t>(c) Solid</w:t>
+        <w:t xml:space="preserve">(b) ₹350</w:t>
       </w:r>
     </w:p>
     <w:p>
-      <w:pPr>
-        <w:spacing w:after="0" w:before="0"/>
-      </w:pPr>
       <w:r>
-        <w:rPr>
-          <w:b w:val="0"/>
-          <w:i w:val="0"/>
-          <w:sz w:val="22"/>
-        </w:rPr>
-        <w:t>(d) Dense</w:t>
+        <w:t xml:space="preserve">(c) ₹320</w:t>
       </w:r>
     </w:p>
     <w:p>
-      <w:pPr>
-        <w:spacing w:after="0" w:before="40"/>
-      </w:pPr>
       <w:r>
-        <w:rPr>
-          <w:b/>
-          <w:i w:val="0"/>
-          <w:sz w:val="22"/>
-        </w:rPr>
-        <w:t>Answer: a</w:t>
+        <w:t xml:space="preserve">(d) ₹300</w:t>
       </w:r>
     </w:p>
     <w:p>
-      <w:pPr>
-        <w:spacing w:after="0" w:before="0"/>
-      </w:pPr>
       <w:r>
-        <w:rPr>
-          <w:b w:val="0"/>
-          <w:i w:val="0"/>
-          <w:sz w:val="21"/>
-        </w:rPr>
-        <w:t>Solution: 'Opaque' means not allowing light to pass through, so its opposite is 'transparent'. Thick (b), solid (c), and dense (d) are not direct opposites of opaque.</w:t>
+        <w:t xml:space="preserve">Answer: c</w:t>
       </w:r>
     </w:p>
     <w:p>
-      <w:pPr>
-        <w:spacing w:after="0" w:before="0"/>
-      </w:pPr>
       <w:r>
-        <w:rPr>
-          <w:b w:val="0"/>
-          <w:i w:val="0"/>
-          <w:sz w:val="20"/>
-        </w:rPr>
-        <w:t>Positive Marks: 1</w:t>
+        <w:t xml:space="preserve">Solution: Discount = 20% of 400 = ₹80; selling price = 400 - 80 = ₹320.</w:t>
       </w:r>
     </w:p>
     <w:p>
-      <w:pPr>
-        <w:spacing w:after="160" w:before="0"/>
-      </w:pPr>
       <w:r>
-        <w:rPr>
-          <w:b w:val="0"/>
-          <w:i w:val="0"/>
-          <w:sz w:val="20"/>
-        </w:rPr>
-        <w:t>Negative Marks: 0.25</w:t>
+        <w:t xml:space="preserve">Positive Marks: 1</w:t>
       </w:r>
     </w:p>
     <w:p>
-      <w:pPr>
-        <w:spacing w:after="40" w:before="120"/>
-      </w:pPr>
       <w:r>
-        <w:rPr>
-          <w:b w:val="0"/>
-          <w:i w:val="0"/>
-          <w:sz w:val="22"/>
-        </w:rPr>
-        <w:t>Question: A person who abstains completely from alcohol is called a:</w:t>
+        <w:t xml:space="preserve">Negative Marks: 0.25</w:t>
       </w:r>
     </w:p>
     <w:p>
-      <w:pPr>
-        <w:spacing w:after="0" w:before="0"/>
-      </w:pPr>
       <w:r>
-        <w:rPr>
-          <w:b w:val="0"/>
-          <w:i w:val="0"/>
-          <w:sz w:val="22"/>
-        </w:rPr>
-        <w:t>(a) Teetotaller</w:t>
+        <w:t xml:space="preserve"/>
       </w:r>
     </w:p>
     <w:p>
-      <w:pPr>
-        <w:spacing w:after="0" w:before="0"/>
-      </w:pPr>
       <w:r>
-        <w:rPr>
-          <w:b w:val="0"/>
-          <w:i w:val="0"/>
-          <w:sz w:val="22"/>
-        </w:rPr>
-        <w:t>(b) Gourmand</w:t>
+        <w:t xml:space="preserve">Question: Which of the following is a web browser?</w:t>
       </w:r>
     </w:p>
     <w:p>
-      <w:pPr>
-        <w:spacing w:after="0" w:before="0"/>
-      </w:pPr>
       <w:r>
-        <w:rPr>
-          <w:b w:val="0"/>
-          <w:i w:val="0"/>
-          <w:sz w:val="22"/>
-        </w:rPr>
-        <w:t>(c) Recluse</w:t>
+        <w:t xml:space="preserve">(a) Mozilla Firefox</w:t>
       </w:r>
     </w:p>
     <w:p>
-      <w:pPr>
-        <w:spacing w:after="0" w:before="0"/>
-      </w:pPr>
       <w:r>
-        <w:rPr>
-          <w:b w:val="0"/>
-          <w:i w:val="0"/>
-          <w:sz w:val="22"/>
-        </w:rPr>
-        <w:t>(d) Orator</w:t>
+        <w:t xml:space="preserve">(b) MS Word</w:t>
       </w:r>
     </w:p>
     <w:p>
-      <w:pPr>
-        <w:spacing w:after="0" w:before="40"/>
-      </w:pPr>
       <w:r>
-        <w:rPr>
-          <w:b/>
-          <w:i w:val="0"/>
-          <w:sz w:val="22"/>
-        </w:rPr>
-        <w:t>Answer: a</w:t>
+        <w:t xml:space="preserve">(c) Paint</w:t>
       </w:r>
     </w:p>
     <w:p>
-      <w:pPr>
-        <w:spacing w:after="0" w:before="0"/>
-      </w:pPr>
       <w:r>
-        <w:rPr>
-          <w:b w:val="0"/>
-          <w:i w:val="0"/>
-          <w:sz w:val="21"/>
-        </w:rPr>
-        <w:t>Solution: A teetotaller is a person who abstains completely from alcohol. A gourmand (b) loves food, a recluse (c) lives in seclusion, and an orator (d) is a skilled public speaker.</w:t>
+        <w:t xml:space="preserve">(d) PowerPoint</w:t>
       </w:r>
     </w:p>
     <w:p>
-      <w:pPr>
-        <w:spacing w:after="0" w:before="0"/>
-      </w:pPr>
       <w:r>
-        <w:rPr>
-          <w:b w:val="0"/>
-          <w:i w:val="0"/>
-          <w:sz w:val="20"/>
-        </w:rPr>
-        <w:t>Positive Marks: 1</w:t>
+        <w:t xml:space="preserve">Answer: a</w:t>
       </w:r>
     </w:p>
     <w:p>
-      <w:pPr>
-        <w:spacing w:after="160" w:before="0"/>
-      </w:pPr>
       <w:r>
-        <w:rPr>
-          <w:b w:val="0"/>
-          <w:i w:val="0"/>
-          <w:sz w:val="20"/>
-        </w:rPr>
-        <w:t>Negative Marks: 0.25</w:t>
+        <w:t xml:space="preserve">Solution: Firefox is a web browser; MS Word, Paint, and PowerPoint are application programs.</w:t>
       </w:r>
     </w:p>
     <w:p>
-      <w:pPr>
-        <w:spacing w:after="40" w:before="120"/>
-      </w:pPr>
       <w:r>
-        <w:rPr>
-          <w:b w:val="0"/>
-          <w:i w:val="0"/>
-          <w:sz w:val="22"/>
-        </w:rPr>
-        <w:t>Question: What is the meaning of the idiom 'a blessing in disguise'?</w:t>
+        <w:t xml:space="preserve">Positive Marks: 1</w:t>
       </w:r>
     </w:p>
     <w:p>
-      <w:pPr>
-        <w:spacing w:after="0" w:before="0"/>
-      </w:pPr>
       <w:r>
-        <w:rPr>
-          <w:b w:val="0"/>
-          <w:i w:val="0"/>
-          <w:sz w:val="22"/>
-        </w:rPr>
-        <w:t>(a) Something good that appears bad at first</w:t>
+        <w:t xml:space="preserve">Negative Marks: 0.25</w:t>
       </w:r>
     </w:p>
     <w:p>
-      <w:pPr>
-        <w:spacing w:after="0" w:before="0"/>
-      </w:pPr>
       <w:r>
-        <w:rPr>
-          <w:b w:val="0"/>
-          <w:i w:val="0"/>
-          <w:sz w:val="22"/>
-        </w:rPr>
-        <w:t>(b) A punishment hidden from view</w:t>
+        <w:t xml:space="preserve"/>
       </w:r>
     </w:p>
     <w:p>
-      <w:pPr>
-        <w:spacing w:after="0" w:before="0"/>
-      </w:pPr>
       <w:r>
-        <w:rPr>
-          <w:b w:val="0"/>
-          <w:i w:val="0"/>
-          <w:sz w:val="22"/>
-        </w:rPr>
-        <w:t>(c) A gift that is cursed</w:t>
+        <w:t xml:space="preserve">Question: The Taj Mahal was built by:</w:t>
       </w:r>
     </w:p>
     <w:p>
-      <w:pPr>
-        <w:spacing w:after="0" w:before="0"/>
-      </w:pPr>
       <w:r>
-        <w:rPr>
-          <w:b w:val="0"/>
-          <w:i w:val="0"/>
-          <w:sz w:val="22"/>
-        </w:rPr>
-        <w:t>(d) An obvious misfortune</w:t>
+        <w:t xml:space="preserve">(a) Akbar</w:t>
       </w:r>
     </w:p>
     <w:p>
-      <w:pPr>
-        <w:spacing w:after="0" w:before="40"/>
-      </w:pPr>
       <w:r>
-        <w:rPr>
-          <w:b/>
-          <w:i w:val="0"/>
-          <w:sz w:val="22"/>
-        </w:rPr>
-        <w:t>Answer: a</w:t>
+        <w:t xml:space="preserve">(b) Babur</w:t>
       </w:r>
     </w:p>
     <w:p>
-      <w:pPr>
-        <w:spacing w:after="0" w:before="0"/>
-      </w:pPr>
       <w:r>
-        <w:rPr>
-          <w:b w:val="0"/>
-          <w:i w:val="0"/>
-          <w:sz w:val="21"/>
-        </w:rPr>
-        <w:t>Solution: 'A blessing in disguise' means something that seems bad or unlucky at first but turns out to be beneficial. The other options are literal or incorrect interpretations.</w:t>
+        <w:t xml:space="preserve">(c) Aurangzeb</w:t>
       </w:r>
     </w:p>
     <w:p>
-      <w:pPr>
-        <w:spacing w:after="0" w:before="0"/>
-      </w:pPr>
       <w:r>
-        <w:rPr>
-          <w:b w:val="0"/>
-          <w:i w:val="0"/>
-          <w:sz w:val="20"/>
-        </w:rPr>
-        <w:t>Positive Marks: 1</w:t>
+        <w:t xml:space="preserve">(d) Shah Jahan</w:t>
       </w:r>
     </w:p>
     <w:p>
-      <w:pPr>
-        <w:spacing w:after="160" w:before="0"/>
-      </w:pPr>
       <w:r>
-        <w:rPr>
-          <w:b w:val="0"/>
-          <w:i w:val="0"/>
-          <w:sz w:val="20"/>
-        </w:rPr>
-        <w:t>Negative Marks: 0.25</w:t>
+        <w:t xml:space="preserve">Answer: d</w:t>
       </w:r>
     </w:p>
     <w:p>
-      <w:pPr>
-        <w:spacing w:after="40" w:before="120"/>
-      </w:pPr>
       <w:r>
-        <w:rPr>
-          <w:b w:val="0"/>
-          <w:i w:val="0"/>
-          <w:sz w:val="22"/>
-        </w:rPr>
-        <w:t>Question: Which of the following words is correctly spelled?</w:t>
+        <w:t xml:space="preserve">Solution: Shah Jahan built the Taj Mahal in Agra in memory of Mumtaz Mahal.</w:t>
       </w:r>
     </w:p>
     <w:p>
-      <w:pPr>
-        <w:spacing w:after="0" w:before="0"/>
-      </w:pPr>
       <w:r>
-        <w:rPr>
-          <w:b w:val="0"/>
-          <w:i w:val="0"/>
-          <w:sz w:val="22"/>
-        </w:rPr>
-        <w:t>(a) Acommodate</w:t>
+        <w:t xml:space="preserve">Positive Marks: 1</w:t>
       </w:r>
     </w:p>
     <w:p>
-      <w:pPr>
-        <w:spacing w:after="0" w:before="0"/>
-      </w:pPr>
       <w:r>
-        <w:rPr>
-          <w:b w:val="0"/>
-          <w:i w:val="0"/>
-          <w:sz w:val="22"/>
-        </w:rPr>
-        <w:t>(b) Accomodate</w:t>
+        <w:t xml:space="preserve">Negative Marks: 0.25</w:t>
       </w:r>
     </w:p>
     <w:p>
-      <w:pPr>
-        <w:spacing w:after="0" w:before="0"/>
-      </w:pPr>
       <w:r>
-        <w:rPr>
-          <w:b w:val="0"/>
-          <w:i w:val="0"/>
-          <w:sz w:val="22"/>
-        </w:rPr>
-        <w:t>(c) Accommodate</w:t>
+        <w:t xml:space="preserve"/>
       </w:r>
     </w:p>
     <w:p>
-      <w:pPr>
-        <w:spacing w:after="0" w:before="0"/>
-      </w:pPr>
       <w:r>
-        <w:rPr>
-          <w:b w:val="0"/>
-          <w:i w:val="0"/>
-          <w:sz w:val="22"/>
-        </w:rPr>
-        <w:t>(d) Acommmodate</w:t>
+        <w:t xml:space="preserve">Question: The difference between the largest and smallest of 15, 22, 18, 31, and 9 is:</w:t>
       </w:r>
     </w:p>
     <w:p>
-      <w:pPr>
-        <w:spacing w:after="0" w:before="40"/>
-      </w:pPr>
       <w:r>
-        <w:rPr>
-          <w:b/>
-          <w:i w:val="0"/>
-          <w:sz w:val="22"/>
-        </w:rPr>
-        <w:t>Answer: c</w:t>
+        <w:t xml:space="preserve">(a) 16</w:t>
       </w:r>
     </w:p>
     <w:p>
-      <w:pPr>
-        <w:spacing w:after="0" w:before="0"/>
-      </w:pPr>
       <w:r>
-        <w:rPr>
-          <w:b w:val="0"/>
-          <w:i w:val="0"/>
-          <w:sz w:val="21"/>
-        </w:rPr>
-        <w:t>Solution: The correct spelling is 'accommodate'—double 'c' followed by double 'm'. The other options have incorrect single or misplaced double letters.</w:t>
+        <w:t xml:space="preserve">(b) 22</w:t>
       </w:r>
     </w:p>
     <w:p>
-      <w:pPr>
-        <w:spacing w:after="0" w:before="0"/>
-      </w:pPr>
       <w:r>
-        <w:rPr>
-          <w:b w:val="0"/>
-          <w:i w:val="0"/>
-          <w:sz w:val="20"/>
-        </w:rPr>
-        <w:t>Positive Marks: 1</w:t>
+        <w:t xml:space="preserve">(c) 13</w:t>
       </w:r>
     </w:p>
     <w:p>
-      <w:pPr>
-        <w:spacing w:after="160" w:before="0"/>
-      </w:pPr>
       <w:r>
-        <w:rPr>
-          <w:b w:val="0"/>
-          <w:i w:val="0"/>
-          <w:sz w:val="20"/>
-        </w:rPr>
-        <w:t>Negative Marks: 0.25</w:t>
+        <w:t xml:space="preserve">(d) 9</w:t>
       </w:r>
     </w:p>
     <w:p>
-      <w:pPr>
-        <w:spacing w:after="40" w:before="120"/>
-      </w:pPr>
       <w:r>
-        <w:rPr>
-          <w:b w:val="0"/>
-          <w:i w:val="0"/>
-          <w:sz w:val="22"/>
-        </w:rPr>
-        <w:t>Question: Identify the part of the sentence that contains an error: 'The scissors (a) is kept (b) on the table (c) by the nurse (d).'</w:t>
+        <w:t xml:space="preserve">Answer: b</w:t>
       </w:r>
     </w:p>
     <w:p>
-      <w:pPr>
-        <w:spacing w:after="0" w:before="0"/>
-      </w:pPr>
       <w:r>
-        <w:rPr>
-          <w:b w:val="0"/>
-          <w:i w:val="0"/>
-          <w:sz w:val="22"/>
-        </w:rPr>
-        <w:t>(a) (a)</w:t>
+        <w:t xml:space="preserve">Solution: Largest is 31 and smallest is 9; difference = 31 - 9 = 22.</w:t>
       </w:r>
     </w:p>
     <w:p>
-      <w:pPr>
-        <w:spacing w:after="0" w:before="0"/>
-      </w:pPr>
       <w:r>
-        <w:rPr>
-          <w:b w:val="0"/>
-          <w:i w:val="0"/>
-          <w:sz w:val="22"/>
-        </w:rPr>
-        <w:t>(b) (b)</w:t>
+        <w:t xml:space="preserve">Positive Marks: 1</w:t>
       </w:r>
     </w:p>
     <w:p>
-      <w:pPr>
-        <w:spacing w:after="0" w:before="0"/>
-      </w:pPr>
       <w:r>
-        <w:rPr>
-          <w:b w:val="0"/>
-          <w:i w:val="0"/>
-          <w:sz w:val="22"/>
-        </w:rPr>
-        <w:t>(c) (c)</w:t>
+        <w:t xml:space="preserve">Negative Marks: 0.25</w:t>
       </w:r>
     </w:p>
     <w:p>
-      <w:pPr>
-        <w:spacing w:after="0" w:before="0"/>
-      </w:pPr>
       <w:r>
-        <w:rPr>
-          <w:b w:val="0"/>
-          <w:i w:val="0"/>
-          <w:sz w:val="22"/>
-        </w:rPr>
-        <w:t>(d) (d)</w:t>
+        <w:t xml:space="preserve"/>
       </w:r>
     </w:p>
     <w:p>
-      <w:pPr>
-        <w:spacing w:after="0" w:before="40"/>
-      </w:pPr>
       <w:r>
-        <w:rPr>
-          <w:b/>
-          <w:i w:val="0"/>
-          <w:sz w:val="22"/>
-        </w:rPr>
-        <w:t>Answer: b</w:t>
+        <w:t xml:space="preserve">Question: In MS Excel, the intersection of a row and a column is called a:</w:t>
       </w:r>
     </w:p>
     <w:p>
-      <w:pPr>
-        <w:spacing w:after="0" w:before="0"/>
-      </w:pPr>
       <w:r>
-        <w:rPr>
-          <w:b w:val="0"/>
-          <w:i w:val="0"/>
-          <w:sz w:val="21"/>
-        </w:rPr>
-        <w:t>Solution: 'Scissors' is a plural noun, so the verb should be 'are kept', not 'is kept'. The error is in part (b); the other parts are correct.</w:t>
+        <w:t xml:space="preserve">(a) Range</w:t>
       </w:r>
     </w:p>
     <w:p>
-      <w:pPr>
-        <w:spacing w:after="0" w:before="0"/>
-      </w:pPr>
       <w:r>
-        <w:rPr>
-          <w:b w:val="0"/>
-          <w:i w:val="0"/>
-          <w:sz w:val="20"/>
-        </w:rPr>
-        <w:t>Positive Marks: 1</w:t>
+        <w:t xml:space="preserve">(b) Sheet</w:t>
       </w:r>
     </w:p>
     <w:p>
-      <w:pPr>
-        <w:spacing w:after="160" w:before="0"/>
-      </w:pPr>
       <w:r>
-        <w:rPr>
-          <w:b w:val="0"/>
-          <w:i w:val="0"/>
-          <w:sz w:val="20"/>
-        </w:rPr>
-        <w:t>Negative Marks: 0.25</w:t>
+        <w:t xml:space="preserve">(c) Cell</w:t>
       </w:r>
     </w:p>
     <w:p>
-      <w:pPr>
-        <w:spacing w:after="40" w:before="120"/>
-      </w:pPr>
       <w:r>
-        <w:rPr>
-          <w:b w:val="0"/>
-          <w:i w:val="0"/>
-          <w:sz w:val="22"/>
-        </w:rPr>
-        <w:t>Question: Change the following sentence into passive voice: 'The doctor examined the patient.'</w:t>
+        <w:t xml:space="preserve">(d) Workbook</w:t>
       </w:r>
     </w:p>
     <w:p>
-      <w:pPr>
-        <w:spacing w:after="0" w:before="0"/>
-      </w:pPr>
       <w:r>
-        <w:rPr>
-          <w:b w:val="0"/>
-          <w:i w:val="0"/>
-          <w:sz w:val="22"/>
-        </w:rPr>
-        <w:t>(a) The patient was examined by the doctor</w:t>
+        <w:t xml:space="preserve">Answer: c</w:t>
       </w:r>
     </w:p>
     <w:p>
-      <w:pPr>
-        <w:spacing w:after="0" w:before="0"/>
-      </w:pPr>
       <w:r>
-        <w:rPr>
-          <w:b w:val="0"/>
-          <w:i w:val="0"/>
-          <w:sz w:val="22"/>
-        </w:rPr>
-        <w:t>(b) The patient is examined by the doctor</w:t>
+        <w:t xml:space="preserve">Solution: Each cell is the intersection of a row and column, referenced by its column letter and row number (e.g., A1).</w:t>
       </w:r>
     </w:p>
     <w:p>
-      <w:pPr>
-        <w:spacing w:after="0" w:before="0"/>
-      </w:pPr>
       <w:r>
-        <w:rPr>
-          <w:b w:val="0"/>
-          <w:i w:val="0"/>
-          <w:sz w:val="22"/>
-        </w:rPr>
-        <w:t>(c) The patient has been examined by the doctor</w:t>
+        <w:t xml:space="preserve">Positive Marks: 1</w:t>
       </w:r>
     </w:p>
     <w:p>
-      <w:pPr>
-        <w:spacing w:after="0" w:before="0"/>
-      </w:pPr>
       <w:r>
-        <w:rPr>
-          <w:b w:val="0"/>
-          <w:i w:val="0"/>
-          <w:sz w:val="22"/>
-        </w:rPr>
-        <w:t>(d) The patient was being examined by the doctor</w:t>
+        <w:t xml:space="preserve">Negative Marks: 0.25</w:t>
       </w:r>
     </w:p>
     <w:p>
-      <w:pPr>
-        <w:spacing w:after="0" w:before="40"/>
-      </w:pPr>
       <w:r>
-        <w:rPr>
-          <w:b/>
-          <w:i w:val="0"/>
-          <w:sz w:val="22"/>
-        </w:rPr>
-        <w:t>Answer: a</w:t>
+        <w:t xml:space="preserve"/>
       </w:r>
     </w:p>
     <w:p>
-      <w:pPr>
-        <w:spacing w:after="0" w:before="0"/>
-      </w:pPr>
       <w:r>
-        <w:rPr>
-          <w:b w:val="0"/>
-          <w:i w:val="0"/>
-          <w:sz w:val="21"/>
-        </w:rPr>
-        <w:t>Solution: The active sentence is in the simple past tense, so the passive form is 'was examined'—'The patient was examined by the doctor'. The other options use different tenses.</w:t>
+        <w:t xml:space="preserve">Question: Who was the first Indian to travel to space?</w:t>
       </w:r>
     </w:p>
     <w:p>
-      <w:pPr>
-        <w:spacing w:after="0" w:before="0"/>
-      </w:pPr>
       <w:r>
-        <w:rPr>
-          <w:b w:val="0"/>
-          <w:i w:val="0"/>
-          <w:sz w:val="20"/>
-        </w:rPr>
-        <w:t>Positive Marks: 1</w:t>
+        <w:t xml:space="preserve">(a) Rakesh Sharma</w:t>
       </w:r>
     </w:p>
     <w:p>
-      <w:pPr>
-        <w:spacing w:after="160" w:before="0"/>
-      </w:pPr>
       <w:r>
-        <w:rPr>
-          <w:b w:val="0"/>
-          <w:i w:val="0"/>
-          <w:sz w:val="20"/>
-        </w:rPr>
-        <w:t>Negative Marks: 0.25</w:t>
+        <w:t xml:space="preserve">(b) Kalpana Chawla</w:t>
       </w:r>
     </w:p>
     <w:p>
-      <w:pPr>
-        <w:spacing w:after="40" w:before="120"/>
-      </w:pPr>
       <w:r>
-        <w:rPr>
-          <w:b w:val="0"/>
-          <w:i w:val="0"/>
-          <w:sz w:val="22"/>
-        </w:rPr>
-        <w:t>Question: Fill in the blank with the correct preposition: 'The nurse is kind ___ her patients.'</w:t>
+        <w:t xml:space="preserve">(c) Sunita Williams</w:t>
       </w:r>
     </w:p>
     <w:p>
-      <w:pPr>
-        <w:spacing w:after="0" w:before="0"/>
-      </w:pPr>
       <w:r>
-        <w:rPr>
-          <w:b w:val="0"/>
-          <w:i w:val="0"/>
-          <w:sz w:val="22"/>
-        </w:rPr>
-        <w:t>(a) to</w:t>
+        <w:t xml:space="preserve">(d) Vikram Sarabhai</w:t>
       </w:r>
     </w:p>
     <w:p>
-      <w:pPr>
-        <w:spacing w:after="0" w:before="0"/>
-      </w:pPr>
       <w:r>
-        <w:rPr>
-          <w:b w:val="0"/>
-          <w:i w:val="0"/>
-          <w:sz w:val="22"/>
-        </w:rPr>
-        <w:t>(b) with</w:t>
+        <w:t xml:space="preserve">Answer: a</w:t>
       </w:r>
     </w:p>
     <w:p>
-      <w:pPr>
-        <w:spacing w:after="0" w:before="0"/>
-      </w:pPr>
       <w:r>
-        <w:rPr>
-          <w:b w:val="0"/>
-          <w:i w:val="0"/>
-          <w:sz w:val="22"/>
-        </w:rPr>
-        <w:t>(c) on</w:t>
+        <w:t xml:space="preserve">Solution: Rakesh Sharma flew aboard Soyuz T-11 in 1984. Kalpana Chawla was the first Indian-born woman in space.</w:t>
       </w:r>
     </w:p>
     <w:p>
-      <w:pPr>
-        <w:spacing w:after="0" w:before="0"/>
-      </w:pPr>
       <w:r>
-        <w:rPr>
-          <w:b w:val="0"/>
-          <w:i w:val="0"/>
-          <w:sz w:val="22"/>
-        </w:rPr>
-        <w:t>(d) for</w:t>
+        <w:t xml:space="preserve">Positive Marks: 1</w:t>
       </w:r>
     </w:p>
     <w:p>
-      <w:pPr>
-        <w:spacing w:after="0" w:before="40"/>
-      </w:pPr>
       <w:r>
-        <w:rPr>
-          <w:b/>
-          <w:i w:val="0"/>
-          <w:sz w:val="22"/>
-        </w:rPr>
-        <w:t>Answer: a</w:t>
+        <w:t xml:space="preserve">Negative Marks: 0.25</w:t>
       </w:r>
     </w:p>
     <w:p>
-      <w:pPr>
-        <w:spacing w:after="0" w:before="0"/>
-      </w:pPr>
       <w:r>
-        <w:rPr>
-          <w:b w:val="0"/>
-          <w:i w:val="0"/>
-          <w:sz w:val="21"/>
-        </w:rPr>
-        <w:t>Solution: The correct preposition is 'to'—'kind to her patients'. The other prepositions do not collocate with 'kind' in this meaning.</w:t>
+        <w:t xml:space="preserve"/>
       </w:r>
     </w:p>
     <w:p>
-      <w:pPr>
-        <w:spacing w:after="0" w:before="0"/>
-      </w:pPr>
       <w:r>
-        <w:rPr>
-          <w:b w:val="0"/>
-          <w:i w:val="0"/>
-          <w:sz w:val="20"/>
-        </w:rPr>
-        <w:t>Positive Marks: 1</w:t>
+        <w:t xml:space="preserve">Question: A train 150 m long crosses a pole in 10 seconds. Its speed is:</w:t>
       </w:r>
     </w:p>
     <w:p>
-      <w:pPr>
-        <w:spacing w:after="160" w:before="0"/>
-      </w:pPr>
       <w:r>
-        <w:rPr>
-          <w:b w:val="0"/>
-          <w:i w:val="0"/>
-          <w:sz w:val="20"/>
-        </w:rPr>
-        <w:t>Negative Marks: 0.25</w:t>
+        <w:t xml:space="preserve">(a) 10 m/s</w:t>
       </w:r>
     </w:p>
     <w:p>
-      <w:pPr>
-        <w:spacing w:after="40" w:before="120"/>
-      </w:pPr>
       <w:r>
-        <w:rPr>
-          <w:b w:val="0"/>
-          <w:i w:val="0"/>
-          <w:sz w:val="22"/>
-        </w:rPr>
-        <w:t>Question: In a hospital ward, the ratio of nurses to patients is 3:5. If there are 25 patients, how many nurses are on duty?</w:t>
+        <w:t xml:space="preserve">(b) 25 m/s</w:t>
       </w:r>
     </w:p>
     <w:p>
-      <w:pPr>
-        <w:spacing w:after="0" w:before="0"/>
-      </w:pPr>
       <w:r>
-        <w:rPr>
-          <w:b w:val="0"/>
-          <w:i w:val="0"/>
-          <w:sz w:val="22"/>
-        </w:rPr>
-        <w:t>(a) 10</w:t>
+        <w:t xml:space="preserve">(c) 20 m/s</w:t>
       </w:r>
     </w:p>
     <w:p>
-      <w:pPr>
-        <w:spacing w:after="0" w:before="0"/>
-      </w:pPr>
       <w:r>
-        <w:rPr>
-          <w:b w:val="0"/>
-          <w:i w:val="0"/>
-          <w:sz w:val="22"/>
-        </w:rPr>
-        <w:t>(b) 12</w:t>
+        <w:t xml:space="preserve">(d) 15 m/s</w:t>
       </w:r>
     </w:p>
     <w:p>
-      <w:pPr>
-        <w:spacing w:after="0" w:before="0"/>
-      </w:pPr>
       <w:r>
-        <w:rPr>
-          <w:b w:val="0"/>
-          <w:i w:val="0"/>
-          <w:sz w:val="22"/>
-        </w:rPr>
-        <w:t>(c) 15</w:t>
+        <w:t xml:space="preserve">Answer: d</w:t>
       </w:r>
     </w:p>
     <w:p>
-      <w:pPr>
-        <w:spacing w:after="0" w:before="0"/>
-      </w:pPr>
       <w:r>
-        <w:rPr>
-          <w:b w:val="0"/>
-          <w:i w:val="0"/>
-          <w:sz w:val="22"/>
-        </w:rPr>
-        <w:t>(d) 20</w:t>
+        <w:t xml:space="preserve">Solution: Speed = distance / time = 150 / 10 = 15 m/s.</w:t>
       </w:r>
     </w:p>
     <w:p>
-      <w:pPr>
-        <w:spacing w:after="0" w:before="40"/>
-      </w:pPr>
       <w:r>
-        <w:rPr>
-          <w:b/>
-          <w:i w:val="0"/>
-          <w:sz w:val="22"/>
-        </w:rPr>
-        <w:t>Answer: c</w:t>
+        <w:t xml:space="preserve">Positive Marks: 1</w:t>
       </w:r>
     </w:p>
     <w:p>
-      <w:pPr>
-        <w:spacing w:after="0" w:before="0"/>
-      </w:pPr>
       <w:r>
-        <w:rPr>
-          <w:b w:val="0"/>
-          <w:i w:val="0"/>
-          <w:sz w:val="21"/>
-        </w:rPr>
-        <w:t>Solution: Ratio 3:5 means nurses/patients = 3/5. With 25 patients: nurses = (3/5) × 25 = 15. The other options are incorrect proportions.</w:t>
+        <w:t xml:space="preserve">Negative Marks: 0.25</w:t>
       </w:r>
     </w:p>
     <w:p>
-      <w:pPr>
-        <w:spacing w:after="0" w:before="0"/>
-      </w:pPr>
       <w:r>
-        <w:rPr>
-          <w:b w:val="0"/>
-          <w:i w:val="0"/>
-          <w:sz w:val="20"/>
-        </w:rPr>
-        <w:t>Positive Marks: 1</w:t>
+        <w:t xml:space="preserve"/>
       </w:r>
     </w:p>
     <w:p>
-      <w:pPr>
-        <w:spacing w:after="160" w:before="0"/>
-      </w:pPr>
       <w:r>
-        <w:rPr>
-          <w:b w:val="0"/>
-          <w:i w:val="0"/>
-          <w:sz w:val="20"/>
-        </w:rPr>
-        <w:t>Negative Marks: 0.25</w:t>
+        <w:t xml:space="preserve">Question: In email, "CC" stands for:</w:t>
       </w:r>
     </w:p>
     <w:p>
-      <w:pPr>
-        <w:spacing w:after="40" w:before="120"/>
-      </w:pPr>
       <w:r>
-        <w:rPr>
-          <w:b w:val="0"/>
-          <w:i w:val="0"/>
-          <w:sz w:val="22"/>
-        </w:rPr>
-        <w:t>Question: Nurse A can complete a ward task in 6 days and Nurse B can complete the same task in 12 days. Working together, in how many days will they finish the task?</w:t>
+        <w:t xml:space="preserve">(a) Computer Copy</w:t>
       </w:r>
     </w:p>
     <w:p>
-      <w:pPr>
-        <w:spacing w:after="0" w:before="0"/>
-      </w:pPr>
       <w:r>
-        <w:rPr>
-          <w:b w:val="0"/>
-          <w:i w:val="0"/>
-          <w:sz w:val="22"/>
-        </w:rPr>
-        <w:t>(a) 3 days</w:t>
+        <w:t xml:space="preserve">(b) Carbon Copy</w:t>
       </w:r>
     </w:p>
     <w:p>
-      <w:pPr>
-        <w:spacing w:after="0" w:before="0"/>
-      </w:pPr>
       <w:r>
-        <w:rPr>
-          <w:b w:val="0"/>
-          <w:i w:val="0"/>
-          <w:sz w:val="22"/>
-        </w:rPr>
-        <w:t>(b) 4 days</w:t>
+        <w:t xml:space="preserve">(c) Client Copy</w:t>
       </w:r>
     </w:p>
     <w:p>
-      <w:pPr>
-        <w:spacing w:after="0" w:before="0"/>
-      </w:pPr>
       <w:r>
-        <w:rPr>
-          <w:b w:val="0"/>
-          <w:i w:val="0"/>
-          <w:sz w:val="22"/>
-        </w:rPr>
-        <w:t>(c) 6 days</w:t>
+        <w:t xml:space="preserve">(d) Complete Copy</w:t>
       </w:r>
     </w:p>
     <w:p>
-      <w:pPr>
-        <w:spacing w:after="0" w:before="0"/>
-      </w:pPr>
       <w:r>
-        <w:rPr>
-          <w:b w:val="0"/>
-          <w:i w:val="0"/>
-          <w:sz w:val="22"/>
-        </w:rPr>
-        <w:t>(d) 9 days</w:t>
+        <w:t xml:space="preserve">Answer: b</w:t>
       </w:r>
     </w:p>
     <w:p>
-      <w:pPr>
-        <w:spacing w:after="0" w:before="40"/>
-      </w:pPr>
       <w:r>
-        <w:rPr>
-          <w:b/>
-          <w:i w:val="0"/>
-          <w:sz w:val="22"/>
-        </w:rPr>
-        <w:t>Answer: b</w:t>
+        <w:t xml:space="preserve">Solution: CC (carbon copy) sends a copy of the email to other recipients, who are visible to everyone.</w:t>
       </w:r>
     </w:p>
     <w:p>
-      <w:pPr>
-        <w:spacing w:after="0" w:before="0"/>
-      </w:pPr>
       <w:r>
-        <w:rPr>
-          <w:b w:val="0"/>
-          <w:i w:val="0"/>
-          <w:sz w:val="21"/>
-        </w:rPr>
-        <w:t>Solution: A's rate is 1/6 per day and B's is 1/12 per day. Together: 1/6 + 1/12 = 2/12 + 1/12 = 3/12 = 1/4, so they complete the task in 4 days.</w:t>
+        <w:t xml:space="preserve">Positive Marks: 1</w:t>
       </w:r>
     </w:p>
     <w:p>
-      <w:pPr>
-        <w:spacing w:after="0" w:before="0"/>
-      </w:pPr>
       <w:r>
-        <w:rPr>
-          <w:b w:val="0"/>
-          <w:i w:val="0"/>
-          <w:sz w:val="20"/>
-        </w:rPr>
-        <w:t>Positive Marks: 1</w:t>
+        <w:t xml:space="preserve">Negative Marks: 0.25</w:t>
       </w:r>
     </w:p>
     <w:p>
-      <w:pPr>
-        <w:spacing w:after="160" w:before="0"/>
-      </w:pPr>
       <w:r>
-        <w:rPr>
-          <w:b w:val="0"/>
-          <w:i w:val="0"/>
-          <w:sz w:val="20"/>
-        </w:rPr>
-        <w:t>Negative Marks: 0.25</w:t>
+        <w:t xml:space="preserve"/>
       </w:r>
     </w:p>
     <w:p>
-      <w:pPr>
-        <w:spacing w:after="40" w:before="120"/>
-      </w:pPr>
       <w:r>
-        <w:rPr>
-          <w:b w:val="0"/>
-          <w:i w:val="0"/>
-          <w:sz w:val="22"/>
-        </w:rPr>
-        <w:t>Question: The 'Great Bath' is a famous structure of which Indus Valley Civilization site?</w:t>
+        <w:t xml:space="preserve">Question: World Health Day is celebrated on:</w:t>
       </w:r>
     </w:p>
     <w:p>
-      <w:pPr>
-        <w:spacing w:after="0" w:before="0"/>
-      </w:pPr>
       <w:r>
-        <w:rPr>
-          <w:b w:val="0"/>
-          <w:i w:val="0"/>
-          <w:sz w:val="22"/>
-        </w:rPr>
-        <w:t>(a) Mohenjo-daro</w:t>
+        <w:t xml:space="preserve">(a) 1 January</w:t>
       </w:r>
     </w:p>
     <w:p>
-      <w:pPr>
-        <w:spacing w:after="0" w:before="0"/>
-      </w:pPr>
       <w:r>
-        <w:rPr>
-          <w:b w:val="0"/>
-          <w:i w:val="0"/>
-          <w:sz w:val="22"/>
-        </w:rPr>
-        <w:t>(b) Harappa</w:t>
+        <w:t xml:space="preserve">(b) 22 April</w:t>
       </w:r>
     </w:p>
     <w:p>
-      <w:pPr>
-        <w:spacing w:after="0" w:before="0"/>
-      </w:pPr>
       <w:r>
-        <w:rPr>
-          <w:b w:val="0"/>
-          <w:i w:val="0"/>
-          <w:sz w:val="22"/>
-        </w:rPr>
-        <w:t>(c) Lothal</w:t>
+        <w:t xml:space="preserve">(c) 7 April</w:t>
       </w:r>
     </w:p>
     <w:p>
-      <w:pPr>
-        <w:spacing w:after="0" w:before="0"/>
-      </w:pPr>
       <w:r>
-        <w:rPr>
-          <w:b w:val="0"/>
-          <w:i w:val="0"/>
-          <w:sz w:val="22"/>
-        </w:rPr>
-        <w:t>(d) Kalibangan</w:t>
+        <w:t xml:space="preserve">(d) 5 June</w:t>
       </w:r>
     </w:p>
     <w:p>
-      <w:pPr>
-        <w:spacing w:after="0" w:before="40"/>
-      </w:pPr>
       <w:r>
-        <w:rPr>
-          <w:b/>
-          <w:i w:val="0"/>
-          <w:sz w:val="22"/>
-        </w:rPr>
-        <w:t>Answer: a</w:t>
+        <w:t xml:space="preserve">Answer: c</w:t>
       </w:r>
     </w:p>
     <w:p>
-      <w:pPr>
-        <w:spacing w:after="0" w:before="0"/>
-      </w:pPr>
       <w:r>
-        <w:rPr>
-          <w:b w:val="0"/>
-          <w:i w:val="0"/>
-          <w:sz w:val="21"/>
-        </w:rPr>
-        <w:t>Solution: The Great Bath, a large public water tank, is located at Mohenjo-daro. Harappa (b) is the type site, Lothal (c) is known for its dockyard, and Kalibangan (d) for ploughed fields.</w:t>
+        <w:t xml:space="preserve">Solution: World Health Day is observed on 7 April, the founding day of WHO in 1948.</w:t>
       </w:r>
     </w:p>
     <w:p>
-      <w:pPr>
-        <w:spacing w:after="0" w:before="0"/>
-      </w:pPr>
       <w:r>
-        <w:rPr>
-          <w:b w:val="0"/>
-          <w:i w:val="0"/>
-          <w:sz w:val="20"/>
-        </w:rPr>
-        <w:t>Positive Marks: 1</w:t>
+        <w:t xml:space="preserve">Positive Marks: 1</w:t>
       </w:r>
     </w:p>
     <w:p>
-      <w:pPr>
-        <w:spacing w:after="160" w:before="0"/>
-      </w:pPr>
       <w:r>
-        <w:rPr>
-          <w:b w:val="0"/>
-          <w:i w:val="0"/>
-          <w:sz w:val="20"/>
-        </w:rPr>
-        <w:t>Negative Marks: 0.25</w:t>
+        <w:t xml:space="preserve">Negative Marks: 0.25</w:t>
       </w:r>
     </w:p>
     <w:p>
-      <w:pPr>
-        <w:spacing w:after="40" w:before="120"/>
-      </w:pPr>
       <w:r>
-        <w:rPr>
-          <w:b w:val="0"/>
-          <w:i w:val="0"/>
-          <w:sz w:val="22"/>
-        </w:rPr>
-        <w:t>Question: Who is known as the 'Father of the White Revolution' in India?</w:t>
+        <w:t xml:space="preserve">Question: The Suez Canal connects which two seas?</w:t>
       </w:r>
     </w:p>
     <w:p>
-      <w:pPr>
-        <w:spacing w:after="0" w:before="0"/>
-      </w:pPr>
       <w:r>
-        <w:rPr>
-          <w:b w:val="0"/>
-          <w:i w:val="0"/>
-          <w:sz w:val="22"/>
-        </w:rPr>
-        <w:t>(a) Verghese Kurien</w:t>
+        <w:t xml:space="preserve">(a) Mediterranean and Red Sea</w:t>
       </w:r>
     </w:p>
     <w:p>
-      <w:pPr>
-        <w:spacing w:after="0" w:before="0"/>
-      </w:pPr>
       <w:r>
-        <w:rPr>
-          <w:b w:val="0"/>
-          <w:i w:val="0"/>
-          <w:sz w:val="22"/>
-        </w:rPr>
-        <w:t>(b) M.S. Swaminathan</w:t>
+        <w:t xml:space="preserve">(b) Atlantic and Pacific</w:t>
       </w:r>
     </w:p>
     <w:p>
-      <w:pPr>
-        <w:spacing w:after="0" w:before="0"/>
-      </w:pPr>
       <w:r>
-        <w:rPr>
-          <w:b w:val="0"/>
-          <w:i w:val="0"/>
-          <w:sz w:val="22"/>
-        </w:rPr>
-        <w:t>(c) Norman Borlaug</w:t>
+        <w:t xml:space="preserve">(c) Arabian and Caspian</w:t>
       </w:r>
     </w:p>
     <w:p>
-      <w:pPr>
-        <w:spacing w:after="0" w:before="0"/>
-      </w:pPr>
       <w:r>
-        <w:rPr>
-          <w:b w:val="0"/>
-          <w:i w:val="0"/>
-          <w:sz w:val="22"/>
-        </w:rPr>
-        <w:t>(d) Homi Bhabha</w:t>
+        <w:t xml:space="preserve">(d) Black and Baltic</w:t>
       </w:r>
     </w:p>
     <w:p>
-      <w:pPr>
-        <w:spacing w:after="0" w:before="40"/>
-      </w:pPr>
       <w:r>
-        <w:rPr>
-          <w:b/>
-          <w:i w:val="0"/>
-          <w:sz w:val="22"/>
-        </w:rPr>
-        <w:t>Answer: a</w:t>
+        <w:t xml:space="preserve">Answer: a</w:t>
       </w:r>
     </w:p>
     <w:p>
-      <w:pPr>
-        <w:spacing w:after="0" w:before="0"/>
-      </w:pPr>
       <w:r>
-        <w:rPr>
-          <w:b w:val="0"/>
-          <w:i w:val="0"/>
-          <w:sz w:val="21"/>
-        </w:rPr>
-        <w:t>Solution: Dr. Verghese Kurien is known as the 'Father of the White Revolution' for leading Operation Flood, which made India the largest milk producer in the world. M.S. Swaminathan (b) is the Father of the Green Revolution, and Norman Borlaug (c) developed high-yield wheat varieties.</w:t>
+        <w:t xml:space="preserve">Solution: The Suez Canal links the Mediterranean Sea with the Red Sea, shortening the Europe-Asia sea route.</w:t>
       </w:r>
     </w:p>
     <w:p>
-      <w:pPr>
-        <w:spacing w:after="0" w:before="0"/>
-      </w:pPr>
       <w:r>
-        <w:rPr>
-          <w:b w:val="0"/>
-          <w:i w:val="0"/>
-          <w:sz w:val="20"/>
-        </w:rPr>
-        <w:t>Positive Marks: 1</w:t>
+        <w:t xml:space="preserve">Positive Marks: 1</w:t>
       </w:r>
     </w:p>
     <w:p>
-      <w:pPr>
-        <w:spacing w:after="160" w:before="0"/>
-      </w:pPr>
       <w:r>
-        <w:rPr>
-          <w:b w:val="0"/>
-          <w:i w:val="0"/>
-          <w:sz w:val="20"/>
-        </w:rPr>
-        <w:t>Negative Marks: 0.25</w:t>
+        <w:t xml:space="preserve">Negative Marks: 0.25</w:t>
       </w:r>
     </w:p>
     <w:p>
-      <w:pPr>
-        <w:spacing w:after="40" w:before="120"/>
-      </w:pPr>
       <w:r>
-        <w:rPr>
-          <w:b w:val="0"/>
-          <w:i w:val="0"/>
-          <w:sz w:val="22"/>
-        </w:rPr>
-        <w:t>Question: The Brihadeeswara Temple at Thanjavur was built by:</w:t>
+        <w:t xml:space="preserve"/>
       </w:r>
     </w:p>
     <w:p>
-      <w:pPr>
-        <w:spacing w:after="0" w:before="0"/>
-      </w:pPr>
       <w:r>
-        <w:rPr>
-          <w:b w:val="0"/>
-          <w:i w:val="0"/>
-          <w:sz w:val="22"/>
-        </w:rPr>
-        <w:t>(a) Raja Raja Chola I</w:t>
+        <w:t xml:space="preserve">Question: What percentage is 30 of 120?</w:t>
       </w:r>
     </w:p>
     <w:p>
-      <w:pPr>
-        <w:spacing w:after="0" w:before="0"/>
-      </w:pPr>
       <w:r>
-        <w:rPr>
-          <w:b w:val="0"/>
-          <w:i w:val="0"/>
-          <w:sz w:val="22"/>
-        </w:rPr>
-        <w:t>(b) Ashoka</w:t>
+        <w:t xml:space="preserve">(a) 40%</w:t>
       </w:r>
     </w:p>
     <w:p>
-      <w:pPr>
-        <w:spacing w:after="0" w:before="0"/>
-      </w:pPr>
       <w:r>
-        <w:rPr>
-          <w:b w:val="0"/>
-          <w:i w:val="0"/>
-          <w:sz w:val="22"/>
-        </w:rPr>
-        <w:t>(c) Harshavardhana</w:t>
+        <w:t xml:space="preserve">(b) 15%</w:t>
       </w:r>
     </w:p>
     <w:p>
-      <w:pPr>
-        <w:spacing w:after="0" w:before="0"/>
-      </w:pPr>
       <w:r>
-        <w:rPr>
-          <w:b w:val="0"/>
-          <w:i w:val="0"/>
-          <w:sz w:val="22"/>
-        </w:rPr>
-        <w:t>(d) Krishnadevaraya</w:t>
+        <w:t xml:space="preserve">(c) 20%</w:t>
       </w:r>
     </w:p>
     <w:p>
-      <w:pPr>
-        <w:spacing w:after="0" w:before="40"/>
-      </w:pPr>
       <w:r>
-        <w:rPr>
-          <w:b/>
-          <w:i w:val="0"/>
-          <w:sz w:val="22"/>
-        </w:rPr>
-        <w:t>Answer: a</w:t>
+        <w:t xml:space="preserve">(d) 25%</w:t>
       </w:r>
     </w:p>
     <w:p>
-      <w:pPr>
-        <w:spacing w:after="0" w:before="0"/>
-      </w:pPr>
       <w:r>
-        <w:rPr>
-          <w:b w:val="0"/>
-          <w:i w:val="0"/>
-          <w:sz w:val="21"/>
-        </w:rPr>
-        <w:t>Solution: The Brihadeeswara (Big) Temple at Thanjavur was built by Raja Raja Chola I in the 11th century. The other rulers are not associated with this temple.</w:t>
+        <w:t xml:space="preserve">Answer: d</w:t>
       </w:r>
     </w:p>
     <w:p>
-      <w:pPr>
-        <w:spacing w:after="0" w:before="0"/>
-      </w:pPr>
       <w:r>
-        <w:rPr>
-          <w:b w:val="0"/>
-          <w:i w:val="0"/>
-          <w:sz w:val="20"/>
-        </w:rPr>
-        <w:t>Positive Marks: 1</w:t>
+        <w:t xml:space="preserve">Solution: 30/120 x 100 = 25%.</w:t>
       </w:r>
     </w:p>
     <w:p>
-      <w:pPr>
-        <w:spacing w:after="160" w:before="0"/>
-      </w:pPr>
       <w:r>
-        <w:rPr>
-          <w:b w:val="0"/>
-          <w:i w:val="0"/>
-          <w:sz w:val="20"/>
-        </w:rPr>
-        <w:t>Negative Marks: 0.25</w:t>
+        <w:t xml:space="preserve">Positive Marks: 1</w:t>
       </w:r>
     </w:p>
     <w:p>
-      <w:pPr>
-        <w:spacing w:after="40" w:before="120"/>
-      </w:pPr>
       <w:r>
-        <w:rPr>
-          <w:b w:val="0"/>
-          <w:i w:val="0"/>
-          <w:sz w:val="22"/>
-        </w:rPr>
-        <w:t>Question: All doctors are humans. All humans are mortal. Which conclusion follows from these statements?</w:t>
+        <w:t xml:space="preserve">Negative Marks: 0.25</w:t>
       </w:r>
     </w:p>
     <w:p>
-      <w:pPr>
-        <w:spacing w:after="0" w:before="0"/>
-      </w:pPr>
       <w:r>
-        <w:rPr>
-          <w:b w:val="0"/>
-          <w:i w:val="0"/>
-          <w:sz w:val="22"/>
-        </w:rPr>
-        <w:t>(a) All doctors are mortal</w:t>
+        <w:t xml:space="preserve"/>
       </w:r>
     </w:p>
     <w:p>
-      <w:pPr>
-        <w:spacing w:after="0" w:before="0"/>
-      </w:pPr>
       <w:r>
-        <w:rPr>
-          <w:b w:val="0"/>
-          <w:i w:val="0"/>
-          <w:sz w:val="22"/>
-        </w:rPr>
-        <w:t>(b) All mortals are doctors</w:t>
+        <w:t xml:space="preserve">Question: A file with the extension .docx is created by:</w:t>
       </w:r>
     </w:p>
     <w:p>
-      <w:pPr>
-        <w:spacing w:after="0" w:before="0"/>
-      </w:pPr>
       <w:r>
-        <w:rPr>
-          <w:b w:val="0"/>
-          <w:i w:val="0"/>
-          <w:sz w:val="22"/>
-        </w:rPr>
-        <w:t>(c) Some humans are not mortal</w:t>
+        <w:t xml:space="preserve">(a) MS Excel</w:t>
       </w:r>
     </w:p>
     <w:p>
-      <w:pPr>
-        <w:spacing w:after="0" w:before="0"/>
-      </w:pPr>
       <w:r>
-        <w:rPr>
-          <w:b w:val="0"/>
-          <w:i w:val="0"/>
-          <w:sz w:val="22"/>
-        </w:rPr>
-        <w:t>(d) No doctor is mortal</w:t>
+        <w:t xml:space="preserve">(b) MS Word</w:t>
       </w:r>
     </w:p>
     <w:p>
-      <w:pPr>
-        <w:spacing w:after="0" w:before="40"/>
-      </w:pPr>
       <w:r>
-        <w:rPr>
-          <w:b/>
-          <w:i w:val="0"/>
-          <w:sz w:val="22"/>
-        </w:rPr>
-        <w:t>Answer: a</w:t>
+        <w:t xml:space="preserve">(c) Notepad</w:t>
       </w:r>
     </w:p>
     <w:p>
-      <w:pPr>
-        <w:spacing w:after="0" w:before="0"/>
-      </w:pPr>
       <w:r>
-        <w:rPr>
-          <w:b w:val="0"/>
-          <w:i w:val="0"/>
-          <w:sz w:val="21"/>
-        </w:rPr>
-        <w:t>Solution: Since all doctors are humans and all humans are mortal, it necessarily follows that all doctors are mortal. The other conclusions do not logically follow.</w:t>
+        <w:t xml:space="preserve">(d) Paint</w:t>
       </w:r>
     </w:p>
     <w:p>
-      <w:pPr>
-        <w:spacing w:after="0" w:before="0"/>
-      </w:pPr>
       <w:r>
-        <w:rPr>
-          <w:b w:val="0"/>
-          <w:i w:val="0"/>
-          <w:sz w:val="20"/>
-        </w:rPr>
-        <w:t>Positive Marks: 1</w:t>
+        <w:t xml:space="preserve">Answer: b</w:t>
       </w:r>
     </w:p>
     <w:p>
-      <w:pPr>
-        <w:spacing w:after="160" w:before="0"/>
-      </w:pPr>
       <w:r>
-        <w:rPr>
-          <w:b w:val="0"/>
-          <w:i w:val="0"/>
-          <w:sz w:val="20"/>
-        </w:rPr>
-        <w:t>Negative Marks: 0.25</w:t>
+        <w:t xml:space="preserve">Solution: .docx is the Word document format; .xlsx is Excel and .txt is Notepad.</w:t>
       </w:r>
     </w:p>
     <w:p>
-      <w:pPr>
-        <w:spacing w:after="40" w:before="120"/>
-      </w:pPr>
       <w:r>
-        <w:rPr>
-          <w:b w:val="0"/>
-          <w:i w:val="0"/>
-          <w:sz w:val="22"/>
-        </w:rPr>
-        <w:t>Question: Ravi is the son of Ram's father's sister. How is Ravi related to Ram?</w:t>
+        <w:t xml:space="preserve">Positive Marks: 1</w:t>
       </w:r>
     </w:p>
     <w:p>
-      <w:pPr>
-        <w:spacing w:after="0" w:before="0"/>
-      </w:pPr>
       <w:r>
-        <w:rPr>
-          <w:b w:val="0"/>
-          <w:i w:val="0"/>
-          <w:sz w:val="22"/>
-        </w:rPr>
-        <w:t>(a) Brother</w:t>
+        <w:t xml:space="preserve">Negative Marks: 0.25</w:t>
       </w:r>
     </w:p>
     <w:p>
-      <w:pPr>
-        <w:spacing w:after="0" w:before="0"/>
-      </w:pPr>
       <w:r>
-        <w:rPr>
-          <w:b w:val="0"/>
-          <w:i w:val="0"/>
-          <w:sz w:val="22"/>
-        </w:rPr>
-        <w:t>(b) Cousin</w:t>
+        <w:t xml:space="preserve"/>
       </w:r>
     </w:p>
     <w:p>
-      <w:pPr>
-        <w:spacing w:after="0" w:before="0"/>
-      </w:pPr>
       <w:r>
-        <w:rPr>
-          <w:b w:val="0"/>
-          <w:i w:val="0"/>
-          <w:sz w:val="22"/>
-        </w:rPr>
-        <w:t>(c) Uncle</w:t>
+        <w:t xml:space="preserve">Question: The Reserve Bank of India was established in the year:</w:t>
       </w:r>
     </w:p>
     <w:p>
-      <w:pPr>
-        <w:spacing w:after="0" w:before="0"/>
-      </w:pPr>
       <w:r>
-        <w:rPr>
-          <w:b w:val="0"/>
-          <w:i w:val="0"/>
-          <w:sz w:val="22"/>
-        </w:rPr>
-        <w:t>(d) Nephew</w:t>
+        <w:t xml:space="preserve">(a) 1947</w:t>
       </w:r>
     </w:p>
     <w:p>
-      <w:pPr>
-        <w:spacing w:after="0" w:before="40"/>
-      </w:pPr>
       <w:r>
-        <w:rPr>
-          <w:b/>
-          <w:i w:val="0"/>
-          <w:sz w:val="22"/>
-        </w:rPr>
-        <w:t>Answer: b</w:t>
+        <w:t xml:space="preserve">(b) 1950</w:t>
       </w:r>
     </w:p>
     <w:p>
-      <w:pPr>
-        <w:spacing w:after="0" w:before="0"/>
-      </w:pPr>
       <w:r>
-        <w:rPr>
-          <w:b w:val="0"/>
-          <w:i w:val="0"/>
-          <w:sz w:val="21"/>
-        </w:rPr>
-        <w:t>Solution: Ram's father's sister is Ram's aunt, and her son is Ram's cousin. Therefore Ravi is Ram's cousin.</w:t>
+        <w:t xml:space="preserve">(c) 1935</w:t>
       </w:r>
     </w:p>
     <w:p>
-      <w:pPr>
-        <w:spacing w:after="0" w:before="0"/>
-      </w:pPr>
       <w:r>
-        <w:rPr>
-          <w:b w:val="0"/>
-          <w:i w:val="0"/>
-          <w:sz w:val="20"/>
-        </w:rPr>
-        <w:t>Positive Marks: 1</w:t>
+        <w:t xml:space="preserve">(d) 1920</w:t>
       </w:r>
     </w:p>
     <w:p>
-      <w:pPr>
-        <w:spacing w:after="160" w:before="0"/>
-      </w:pPr>
       <w:r>
-        <w:rPr>
-          <w:b w:val="0"/>
-          <w:i w:val="0"/>
-          <w:sz w:val="20"/>
-        </w:rPr>
-        <w:t>Negative Marks: 0.25</w:t>
+        <w:t xml:space="preserve">Answer: c</w:t>
       </w:r>
     </w:p>
     <w:p>
-      <w:pPr>
-        <w:spacing w:after="40" w:before="120"/>
-      </w:pPr>
       <w:r>
-        <w:rPr>
-          <w:b w:val="0"/>
-          <w:i w:val="0"/>
-          <w:sz w:val="22"/>
-        </w:rPr>
-        <w:t>Question: In a class of 40 students, a student ranks 7th from the top. What is his rank from the bottom?</w:t>
+        <w:t xml:space="preserve">Solution: The RBI was established on 1 April 1935 under the RBI Act 1934; it was nationalized in 1949.</w:t>
       </w:r>
     </w:p>
     <w:p>
-      <w:pPr>
-        <w:spacing w:after="0" w:before="0"/>
-      </w:pPr>
       <w:r>
-        <w:rPr>
-          <w:b w:val="0"/>
-          <w:i w:val="0"/>
-          <w:sz w:val="22"/>
-        </w:rPr>
-        <w:t>(a) 33rd</w:t>
+        <w:t xml:space="preserve">Positive Marks: 1</w:t>
       </w:r>
     </w:p>
     <w:p>
-      <w:pPr>
-        <w:spacing w:after="0" w:before="0"/>
-      </w:pPr>
       <w:r>
-        <w:rPr>
-          <w:b w:val="0"/>
-          <w:i w:val="0"/>
-          <w:sz w:val="22"/>
-        </w:rPr>
-        <w:t>(b) 34th</w:t>
+        <w:t xml:space="preserve">Negative Marks: 0.25</w:t>
       </w:r>
     </w:p>
     <w:p>
-      <w:pPr>
-        <w:spacing w:after="0" w:before="0"/>
-      </w:pPr>
       <w:r>
-        <w:rPr>
-          <w:b w:val="0"/>
-          <w:i w:val="0"/>
-          <w:sz w:val="22"/>
-        </w:rPr>
-        <w:t>(c) 35th</w:t>
+        <w:t xml:space="preserve"/>
       </w:r>
     </w:p>
     <w:p>
-      <w:pPr>
-        <w:spacing w:after="0" w:before="0"/>
-      </w:pPr>
       <w:r>
-        <w:rPr>
-          <w:b w:val="0"/>
-          <w:i w:val="0"/>
-          <w:sz w:val="22"/>
-        </w:rPr>
-        <w:t>(d) 32nd</w:t>
+        <w:t xml:space="preserve">Question: What is the next number in the series 2, 6, 12, 20, ...?</w:t>
       </w:r>
     </w:p>
     <w:p>
-      <w:pPr>
-        <w:spacing w:after="0" w:before="40"/>
-      </w:pPr>
       <w:r>
-        <w:rPr>
-          <w:b/>
-          <w:i w:val="0"/>
-          <w:sz w:val="22"/>
-        </w:rPr>
-        <w:t>Answer: b</w:t>
+        <w:t xml:space="preserve">(a) 30</w:t>
       </w:r>
     </w:p>
     <w:p>
-      <w:pPr>
-        <w:spacing w:after="0" w:before="0"/>
-      </w:pPr>
       <w:r>
-        <w:rPr>
-          <w:b w:val="0"/>
-          <w:i w:val="0"/>
-          <w:sz w:val="21"/>
-        </w:rPr>
-        <w:t>Solution: Rank from the bottom = total students − rank from top + 1 = 40 − 7 + 1 = 34. So the student is 34th from the bottom.</w:t>
+        <w:t xml:space="preserve">(b) 24</w:t>
       </w:r>
     </w:p>
     <w:p>
-      <w:pPr>
-        <w:spacing w:after="0" w:before="0"/>
-      </w:pPr>
       <w:r>
-        <w:rPr>
-          <w:b w:val="0"/>
-          <w:i w:val="0"/>
-          <w:sz w:val="20"/>
-        </w:rPr>
-        <w:t>Positive Marks: 1</w:t>
+        <w:t xml:space="preserve">(c) 28</w:t>
       </w:r>
     </w:p>
     <w:p>
-      <w:pPr>
-        <w:spacing w:after="160" w:before="0"/>
-      </w:pPr>
       <w:r>
-        <w:rPr>
-          <w:b w:val="0"/>
-          <w:i w:val="0"/>
-          <w:sz w:val="20"/>
-        </w:rPr>
-        <w:t>Negative Marks: 0.25</w:t>
+        <w:t xml:space="preserve">(d) 26</w:t>
       </w:r>
     </w:p>
     <w:p>
-      <w:pPr>
-        <w:spacing w:after="40" w:before="120"/>
-      </w:pPr>
       <w:r>
-        <w:rPr>
-          <w:b w:val="0"/>
-          <w:i w:val="0"/>
-          <w:sz w:val="22"/>
-        </w:rPr>
-        <w:t>Question: Which planet is known for its prominent rings?</w:t>
+        <w:t xml:space="preserve">Answer: a</w:t>
       </w:r>
     </w:p>
     <w:p>
-      <w:pPr>
-        <w:spacing w:after="0" w:before="0"/>
-      </w:pPr>
       <w:r>
-        <w:rPr>
-          <w:b w:val="0"/>
-          <w:i w:val="0"/>
-          <w:sz w:val="22"/>
-        </w:rPr>
-        <w:t>(a) Saturn</w:t>
+        <w:t xml:space="preserve">Solution: Differences grow by 2: +4, +6, +8, then +10 — so 20 + 10 = 30.</w:t>
       </w:r>
     </w:p>
     <w:p>
-      <w:pPr>
-        <w:spacing w:after="0" w:before="0"/>
-      </w:pPr>
       <w:r>
-        <w:rPr>
-          <w:b w:val="0"/>
-          <w:i w:val="0"/>
-          <w:sz w:val="22"/>
-        </w:rPr>
-        <w:t>(b) Mars</w:t>
+        <w:t xml:space="preserve">Positive Marks: 1</w:t>
       </w:r>
     </w:p>
     <w:p>
-      <w:pPr>
-        <w:spacing w:after="0" w:before="0"/>
-      </w:pPr>
       <w:r>
-        <w:rPr>
-          <w:b w:val="0"/>
-          <w:i w:val="0"/>
-          <w:sz w:val="22"/>
-        </w:rPr>
-        <w:t>(c) Venus</w:t>
+        <w:t xml:space="preserve">Negative Marks: 0.25</w:t>
       </w:r>
     </w:p>
     <w:p>
-      <w:pPr>
-        <w:spacing w:after="0" w:before="0"/>
-      </w:pPr>
       <w:r>
-        <w:rPr>
-          <w:b w:val="0"/>
-          <w:i w:val="0"/>
-          <w:sz w:val="22"/>
-        </w:rPr>
-        <w:t>(d) Mercury</w:t>
+        <w:t xml:space="preserve"/>
       </w:r>
     </w:p>
     <w:p>
-      <w:pPr>
-        <w:spacing w:after="0" w:before="40"/>
-      </w:pPr>
       <w:r>
-        <w:rPr>
-          <w:b/>
-          <w:i w:val="0"/>
-          <w:sz w:val="22"/>
-        </w:rPr>
-        <w:t>Answer: a</w:t>
+        <w:t xml:space="preserve">Question: The CPU consists of:</w:t>
       </w:r>
     </w:p>
     <w:p>
-      <w:pPr>
-        <w:spacing w:after="0" w:before="0"/>
-      </w:pPr>
       <w:r>
-        <w:rPr>
-          <w:b w:val="0"/>
-          <w:i w:val="0"/>
-          <w:sz w:val="21"/>
-        </w:rPr>
-        <w:t>Solution: Saturn is famous for its prominent ring system made of ice and rock particles. Mars (b), Venus (c), and Mercury (d) do not have such rings.</w:t>
+        <w:t xml:space="preserve">(a) Monitor and keyboard</w:t>
       </w:r>
     </w:p>
     <w:p>
-      <w:pPr>
-        <w:spacing w:after="0" w:before="0"/>
-      </w:pPr>
       <w:r>
-        <w:rPr>
-          <w:b w:val="0"/>
-          <w:i w:val="0"/>
-          <w:sz w:val="20"/>
-        </w:rPr>
-        <w:t>Positive Marks: 1</w:t>
+        <w:t xml:space="preserve">(b) RAM and ROM only</w:t>
       </w:r>
     </w:p>
     <w:p>
-      <w:pPr>
-        <w:spacing w:after="160" w:before="0"/>
-      </w:pPr>
       <w:r>
-        <w:rPr>
-          <w:b w:val="0"/>
-          <w:i w:val="0"/>
-          <w:sz w:val="20"/>
-        </w:rPr>
-        <w:t>Negative Marks: 0.25</w:t>
+        <w:t xml:space="preserve">(c) Hard disk and printer</w:t>
       </w:r>
     </w:p>
     <w:p>
-      <w:pPr>
-        <w:spacing w:after="40" w:before="120"/>
-      </w:pPr>
       <w:r>
-        <w:rPr>
-          <w:b w:val="0"/>
-          <w:i w:val="0"/>
-          <w:sz w:val="22"/>
-        </w:rPr>
-        <w:t>Question: The force that pulls objects toward the centre of the Earth is called:</w:t>
+        <w:t xml:space="preserve">(d) Control unit and arithmetic logic unit</w:t>
       </w:r>
     </w:p>
     <w:p>
-      <w:pPr>
-        <w:spacing w:after="0" w:before="0"/>
-      </w:pPr>
       <w:r>
-        <w:rPr>
-          <w:b w:val="0"/>
-          <w:i w:val="0"/>
-          <w:sz w:val="22"/>
-        </w:rPr>
-        <w:t>(a) Gravity</w:t>
+        <w:t xml:space="preserve">Answer: d</w:t>
       </w:r>
     </w:p>
     <w:p>
-      <w:pPr>
-        <w:spacing w:after="0" w:before="0"/>
-      </w:pPr>
       <w:r>
-        <w:rPr>
-          <w:b w:val="0"/>
-          <w:i w:val="0"/>
-          <w:sz w:val="22"/>
-        </w:rPr>
-        <w:t>(b) Friction</w:t>
+        <w:t xml:space="preserve">Solution: The CPU has the control unit and the arithmetic logic unit (ALU) plus registers.</w:t>
       </w:r>
     </w:p>
     <w:p>
-      <w:pPr>
-        <w:spacing w:after="0" w:before="0"/>
-      </w:pPr>
       <w:r>
-        <w:rPr>
-          <w:b w:val="0"/>
-          <w:i w:val="0"/>
-          <w:sz w:val="22"/>
-        </w:rPr>
-        <w:t>(c) Magnetism</w:t>
+        <w:t xml:space="preserve">Positive Marks: 1</w:t>
       </w:r>
     </w:p>
     <w:p>
-      <w:pPr>
-        <w:spacing w:after="0" w:before="0"/>
-      </w:pPr>
       <w:r>
-        <w:rPr>
-          <w:b w:val="0"/>
-          <w:i w:val="0"/>
-          <w:sz w:val="22"/>
-        </w:rPr>
-        <w:t>(d) Inertia</w:t>
+        <w:t xml:space="preserve">Negative Marks: 0.25</w:t>
       </w:r>
     </w:p>
     <w:p>
-      <w:pPr>
-        <w:spacing w:after="0" w:before="40"/>
-      </w:pPr>
       <w:r>
-        <w:rPr>
-          <w:b/>
-          <w:i w:val="0"/>
-          <w:sz w:val="22"/>
-        </w:rPr>
-        <w:t>Answer: a</w:t>
+        <w:t xml:space="preserve"/>
       </w:r>
     </w:p>
     <w:p>
-      <w:pPr>
-        <w:spacing w:after="0" w:before="0"/>
-      </w:pPr>
       <w:r>
-        <w:rPr>
-          <w:b w:val="0"/>
-          <w:i w:val="0"/>
-          <w:sz w:val="21"/>
-        </w:rPr>
-        <w:t>Solution: Gravity is the force of attraction that pulls objects toward the Earth's centre. Friction (b) opposes motion between surfaces, magnetism (c) acts on magnetic materials, and inertia (d) is the resistance to change in motion.</w:t>
+        <w:t xml:space="preserve">Question: Which blood group is known as the universal donor?</w:t>
       </w:r>
     </w:p>
     <w:p>
-      <w:pPr>
-        <w:spacing w:after="0" w:before="0"/>
-      </w:pPr>
       <w:r>
-        <w:rPr>
-          <w:b w:val="0"/>
-          <w:i w:val="0"/>
-          <w:sz w:val="20"/>
-        </w:rPr>
-        <w:t>Positive Marks: 1</w:t>
+        <w:t xml:space="preserve">(a) AB positive</w:t>
       </w:r>
     </w:p>
     <w:p>
-      <w:pPr>
-        <w:spacing w:after="160" w:before="0"/>
-      </w:pPr>
       <w:r>
-        <w:rPr>
-          <w:b w:val="0"/>
-          <w:i w:val="0"/>
-          <w:sz w:val="20"/>
-        </w:rPr>
-        <w:t>Negative Marks: 0.25</w:t>
+        <w:t xml:space="preserve">(b) O negative</w:t>
       </w:r>
     </w:p>
     <w:p>
-      <w:pPr>
-        <w:spacing w:after="40" w:before="120"/>
-      </w:pPr>
       <w:r>
-        <w:rPr>
-          <w:b w:val="0"/>
-          <w:i w:val="0"/>
-          <w:sz w:val="22"/>
-        </w:rPr>
-        <w:t>Question: Which of the following materials is attracted by a magnet?</w:t>
+        <w:t xml:space="preserve">(c) A positive</w:t>
       </w:r>
     </w:p>
     <w:p>
-      <w:pPr>
-        <w:spacing w:after="0" w:before="0"/>
-      </w:pPr>
       <w:r>
-        <w:rPr>
-          <w:b w:val="0"/>
-          <w:i w:val="0"/>
-          <w:sz w:val="22"/>
-        </w:rPr>
-        <w:t>(a) Iron</w:t>
+        <w:t xml:space="preserve">(d) B negative</w:t>
       </w:r>
     </w:p>
     <w:p>
-      <w:pPr>
-        <w:spacing w:after="0" w:before="0"/>
-      </w:pPr>
       <w:r>
-        <w:rPr>
-          <w:b w:val="0"/>
-          <w:i w:val="0"/>
-          <w:sz w:val="22"/>
-        </w:rPr>
-        <w:t>(b) Wood</w:t>
+        <w:t xml:space="preserve">Answer: b</w:t>
       </w:r>
     </w:p>
     <w:p>
-      <w:pPr>
-        <w:spacing w:after="0" w:before="0"/>
-      </w:pPr>
       <w:r>
-        <w:rPr>
-          <w:b w:val="0"/>
-          <w:i w:val="0"/>
-          <w:sz w:val="22"/>
-        </w:rPr>
-        <w:t>(c) Plastic</w:t>
+        <w:t xml:space="preserve">Solution: O negative blood lacks A, B, and Rh antigens, so it can be given to almost any recipient.</w:t>
       </w:r>
     </w:p>
     <w:p>
-      <w:pPr>
-        <w:spacing w:after="0" w:before="0"/>
-      </w:pPr>
       <w:r>
-        <w:rPr>
-          <w:b w:val="0"/>
-          <w:i w:val="0"/>
-          <w:sz w:val="22"/>
-        </w:rPr>
-        <w:t>(d) Glass</w:t>
+        <w:t xml:space="preserve">Positive Marks: 1</w:t>
       </w:r>
     </w:p>
     <w:p>
-      <w:pPr>
-        <w:spacing w:after="0" w:before="40"/>
-      </w:pPr>
       <w:r>
-        <w:rPr>
-          <w:b/>
-          <w:i w:val="0"/>
-          <w:sz w:val="22"/>
-        </w:rPr>
-        <w:t>Answer: a</w:t>
+        <w:t xml:space="preserve">Negative Marks: 0.25</w:t>
       </w:r>
     </w:p>
     <w:p>
-      <w:pPr>
-        <w:spacing w:after="0" w:before="0"/>
-      </w:pPr>
       <w:r>
-        <w:rPr>
-          <w:b w:val="0"/>
-          <w:i w:val="0"/>
-          <w:sz w:val="21"/>
-        </w:rPr>
-        <w:t>Solution: Iron is a ferromagnetic material and is attracted by a magnet. Wood (b), plastic (c), and glass (d) are non-magnetic materials.</w:t>
+        <w:t xml:space="preserve"/>
       </w:r>
     </w:p>
     <w:p>
-      <w:pPr>
-        <w:spacing w:after="0" w:before="0"/>
-      </w:pPr>
       <w:r>
-        <w:rPr>
-          <w:b w:val="0"/>
-          <w:i w:val="0"/>
-          <w:sz w:val="20"/>
-        </w:rPr>
-        <w:t>Positive Marks: 1</w:t>
+        <w:t xml:space="preserve">Question: If x/4 = 9, then x equals:</w:t>
       </w:r>
     </w:p>
     <w:p>
-      <w:pPr>
-        <w:spacing w:after="160" w:before="0"/>
-      </w:pPr>
       <w:r>
-        <w:rPr>
-          <w:b w:val="0"/>
-          <w:i w:val="0"/>
-          <w:sz w:val="20"/>
-        </w:rPr>
-        <w:t>Negative Marks: 0.25</w:t>
+        <w:t xml:space="preserve">(a) 13</w:t>
       </w:r>
     </w:p>
     <w:p>
-      <w:pPr>
-        <w:spacing w:after="40" w:before="120"/>
-      </w:pPr>
       <w:r>
-        <w:rPr>
-          <w:b w:val="0"/>
-          <w:i w:val="0"/>
-          <w:sz w:val="22"/>
-        </w:rPr>
-        <w:t>Question: Which lens is used to correct myopia (nearsightedness)?</w:t>
+        <w:t xml:space="preserve">(b) 2.25</w:t>
       </w:r>
     </w:p>
     <w:p>
-      <w:pPr>
-        <w:spacing w:after="0" w:before="0"/>
-      </w:pPr>
       <w:r>
-        <w:rPr>
-          <w:b w:val="0"/>
-          <w:i w:val="0"/>
-          <w:sz w:val="22"/>
-        </w:rPr>
-        <w:t>(a) Concave lens</w:t>
+        <w:t xml:space="preserve">(c) 36</w:t>
       </w:r>
     </w:p>
     <w:p>
-      <w:pPr>
-        <w:spacing w:after="0" w:before="0"/>
-      </w:pPr>
       <w:r>
-        <w:rPr>
-          <w:b w:val="0"/>
-          <w:i w:val="0"/>
-          <w:sz w:val="22"/>
-        </w:rPr>
-        <w:t>(b) Convex lens</w:t>
+        <w:t xml:space="preserve">(d) 40</w:t>
       </w:r>
     </w:p>
     <w:p>
-      <w:pPr>
-        <w:spacing w:after="0" w:before="0"/>
-      </w:pPr>
       <w:r>
-        <w:rPr>
-          <w:b w:val="0"/>
-          <w:i w:val="0"/>
-          <w:sz w:val="22"/>
-        </w:rPr>
-        <w:t>(c) Cylindrical lens</w:t>
+        <w:t xml:space="preserve">Answer: c</w:t>
       </w:r>
     </w:p>
     <w:p>
-      <w:pPr>
-        <w:spacing w:after="0" w:before="0"/>
-      </w:pPr>
       <w:r>
-        <w:rPr>
-          <w:b w:val="0"/>
-          <w:i w:val="0"/>
-          <w:sz w:val="22"/>
-        </w:rPr>
-        <w:t>(d) Bifocal lens</w:t>
+        <w:t xml:space="preserve">Solution: x = 9 x 4 = 36.</w:t>
       </w:r>
     </w:p>
     <w:p>
-      <w:pPr>
-        <w:spacing w:after="0" w:before="40"/>
-      </w:pPr>
       <w:r>
-        <w:rPr>
-          <w:b/>
-          <w:i w:val="0"/>
-          <w:sz w:val="22"/>
-        </w:rPr>
-        <w:t>Answer: a</w:t>
+        <w:t xml:space="preserve">Positive Marks: 1</w:t>
       </w:r>
     </w:p>
     <w:p>
-      <w:pPr>
-        <w:spacing w:after="0" w:before="0"/>
-      </w:pPr>
       <w:r>
-        <w:rPr>
-          <w:b w:val="0"/>
-          <w:i w:val="0"/>
-          <w:sz w:val="21"/>
-        </w:rPr>
-        <w:t>Solution: Myopia is corrected with a concave (diverging) lens, which moves the image back onto the retina. Convex lenses (b) correct hyperopia, cylindrical lenses (c) astigmatism, and bifocals (d) presbyopia.</w:t>
+        <w:t xml:space="preserve">Negative Marks: 0.25</w:t>
       </w:r>
     </w:p>
     <w:p>
-      <w:pPr>
-        <w:spacing w:after="0" w:before="0"/>
-      </w:pPr>
       <w:r>
-        <w:rPr>
-          <w:b w:val="0"/>
-          <w:i w:val="0"/>
-          <w:sz w:val="20"/>
-        </w:rPr>
-        <w:t>Positive Marks: 1</w:t>
+        <w:t xml:space="preserve"/>
       </w:r>
     </w:p>
     <w:p>
-      <w:pPr>
-        <w:spacing w:after="160" w:before="0"/>
-      </w:pPr>
       <w:r>
-        <w:rPr>
-          <w:b w:val="0"/>
-          <w:i w:val="0"/>
-          <w:sz w:val="20"/>
-        </w:rPr>
-        <w:t>Negative Marks: 0.25</w:t>
+        <w:t xml:space="preserve">Question: Which password is the strongest?</w:t>
+      </w:r>
+    </w:p>
+    <w:p>
+      <w:r>
+        <w:t xml:space="preserve">(a) N#rs3!2024x</w:t>
+      </w:r>
+    </w:p>
+    <w:p>
+      <w:r>
+        <w:t xml:space="preserve">(b) 123456</w:t>
+      </w:r>
+    </w:p>
+    <w:p>
+      <w:r>
+        <w:t xml:space="preserve">(c) password</w:t>
+      </w:r>
+    </w:p>
+    <w:p>
+      <w:r>
+        <w:t xml:space="preserve">(d) abcdef</w:t>
+      </w:r>
+    </w:p>
+    <w:p>
+      <w:r>
+        <w:t xml:space="preserve">Answer: a</w:t>
+      </w:r>
+    </w:p>
+    <w:p>
+      <w:r>
+        <w:t xml:space="preserve">Solution: Strong passwords mix upper and lower case letters, numbers, and symbols; common words and sequences are weak.</w:t>
+      </w:r>
+    </w:p>
+    <w:p>
+      <w:r>
+        <w:t xml:space="preserve">Positive Marks: 1</w:t>
+      </w:r>
+    </w:p>
+    <w:p>
+      <w:r>
+        <w:t xml:space="preserve">Negative Marks: 0.25</w:t>
+      </w:r>
+    </w:p>
+    <w:p>
+      <w:r>
+        <w:t xml:space="preserve"/>
+      </w:r>
+    </w:p>
+    <w:p>
+      <w:r>
+        <w:t xml:space="preserve">Question: Mahatma Gandhi was born in which year?</w:t>
+      </w:r>
+    </w:p>
+    <w:p>
+      <w:r>
+        <w:t xml:space="preserve">(a) 1872</w:t>
+      </w:r>
+    </w:p>
+    <w:p>
+      <w:r>
+        <w:t xml:space="preserve">(b) 1889</w:t>
+      </w:r>
+    </w:p>
+    <w:p>
+      <w:r>
+        <w:t xml:space="preserve">(c) 1875</w:t>
+      </w:r>
+    </w:p>
+    <w:p>
+      <w:r>
+        <w:t xml:space="preserve">(d) 1869</w:t>
+      </w:r>
+    </w:p>
+    <w:p>
+      <w:r>
+        <w:t xml:space="preserve">Answer: d</w:t>
+      </w:r>
+    </w:p>
+    <w:p>
+      <w:r>
+        <w:t xml:space="preserve">Solution: Mahatma Gandhi was born on 2 October 1869 at Porbandar, Gujarat.</w:t>
+      </w:r>
+    </w:p>
+    <w:p>
+      <w:r>
+        <w:t xml:space="preserve">Positive Marks: 1</w:t>
+      </w:r>
+    </w:p>
+    <w:p>
+      <w:r>
+        <w:t xml:space="preserve">Negative Marks: 0.25</w:t>
       </w:r>
     </w:p>
     <w:sectPr>
       <w:pgSz w:w="12240" w:h="15840"/>
-      <w:pgMar w:top="864" w:right="1008" w:bottom="864" w:left="1008" w:header="720" w:footer="720" w:gutter="0"/>
+      <w:pgMar w:top="1440" w:right="1800" w:bottom="1440" w:left="1800" w:header="720" w:footer="720" w:gutter="0"/>
       <w:cols w:space="720"/>
       <w:docGrid w:linePitch="360"/>
     </w:sectPr>
@@ -2715,10 +1365,6 @@
     <w:name w:val="Normal"/>
     <w:qFormat/>
     <w:rsid w:val="00FC693F"/>
-    <w:rPr>
-      <w:rFonts w:ascii="Calibri" w:hAnsi="Calibri"/>
-      <w:sz w:val="22"/>
-    </w:rPr>
   </w:style>
   <w:style w:type="paragraph" w:styleId="Header">
     <w:name w:val="header"/>
